--- a/resume/Kalaivanan__Resume_.docx
+++ b/resume/Kalaivanan__Resume_.docx
@@ -39,60 +39,36 @@
           <w:sz w:val="19"/>
           <w:szCs w:val="19"/>
         </w:rPr>
-        <w:t xml:space="preserve"> – </w:t>
-      </w:r>
-      <w:proofErr w:type="gramStart"/>
+        <w:t xml:space="preserve"> – 638103  |  +91 6374639858  |  </w:t>
+      </w:r>
+      <w:hyperlink r:id="rId5" w:history="1">
+        <w:r>
+          <w:rPr>
+            <w:rStyle w:val="Hyperlink"/>
+            <w:sz w:val="19"/>
+            <w:szCs w:val="19"/>
+          </w:rPr>
+          <w:t>kalaibigil005@gmail.com</w:t>
+        </w:r>
+      </w:hyperlink>
       <w:r>
         <w:rPr>
           <w:color w:val="555555"/>
           <w:sz w:val="19"/>
           <w:szCs w:val="19"/>
         </w:rPr>
-        <w:t>638103  |</w:t>
-      </w:r>
-      <w:proofErr w:type="gramEnd"/>
-      <w:r>
-        <w:rPr>
-          <w:color w:val="555555"/>
-          <w:sz w:val="19"/>
-          <w:szCs w:val="19"/>
-        </w:rPr>
-        <w:t xml:space="preserve">  +91 </w:t>
-      </w:r>
-      <w:proofErr w:type="gramStart"/>
-      <w:r>
-        <w:rPr>
-          <w:color w:val="555555"/>
-          <w:sz w:val="19"/>
-          <w:szCs w:val="19"/>
-        </w:rPr>
-        <w:t>6374639858  |</w:t>
-      </w:r>
-      <w:proofErr w:type="gramEnd"/>
-      <w:r>
-        <w:rPr>
-          <w:color w:val="555555"/>
-          <w:sz w:val="19"/>
-          <w:szCs w:val="19"/>
-        </w:rPr>
-        <w:t xml:space="preserve">  kalaibigi</w:t>
-      </w:r>
-      <w:r>
-        <w:rPr>
-          <w:color w:val="555555"/>
-          <w:sz w:val="19"/>
-          <w:szCs w:val="19"/>
-        </w:rPr>
-        <w:t>l</w:t>
-      </w:r>
-      <w:r>
-        <w:rPr>
-          <w:color w:val="555555"/>
-          <w:sz w:val="19"/>
-          <w:szCs w:val="19"/>
-        </w:rPr>
-        <w:t>005@gmail.com</w:t>
-      </w:r>
+        <w:t xml:space="preserve">  |  </w:t>
+      </w:r>
+      <w:hyperlink r:id="rId6" w:history="1">
+        <w:r>
+          <w:rPr>
+            <w:rStyle w:val="Hyperlink"/>
+            <w:sz w:val="19"/>
+            <w:szCs w:val="19"/>
+          </w:rPr>
+          <w:t>Portfolio Link</w:t>
+        </w:r>
+      </w:hyperlink>
     </w:p>
     <w:p>
       <w:pPr>
@@ -120,14 +96,12 @@
         <w:t xml:space="preserve">Motivated and detail-oriented </w:t>
       </w:r>
       <w:proofErr w:type="spellStart"/>
-      <w:proofErr w:type="gramStart"/>
       <w:r>
         <w:t>B.Tech</w:t>
       </w:r>
       <w:proofErr w:type="spellEnd"/>
-      <w:proofErr w:type="gramEnd"/>
-      <w:r>
-        <w:t xml:space="preserve"> student specialising in web development and emerging technologies, with hands-on experience in front-end development acquired through academic projects and an industry internship. Proficient in HTML5, CSS3, and JavaScript with a foundational understanding of AI concepts. Adept at building responsive, user-friendly interfaces and solving real-world problems through clean, efficient code</w:t>
+      <w:r>
+        <w:t xml:space="preserve"> student specialising in web development and emerging technologies, with hands-on experience in front-end development acquired through academic projects and an industry internship. Proficient in HTML, CSS, and JavaScript with a foundational understanding of AI concepts. Adept at building responsive, user-friendly interfaces and solving real-world problems through clean, efficient code</w:t>
       </w:r>
       <w:r>
         <w:t>.</w:t>
@@ -174,7 +148,7 @@
         <w:t xml:space="preserve">Front-End Development: </w:t>
       </w:r>
       <w:r>
-        <w:t>HTML5, CSS3, JavaScript, Responsive Web Design</w:t>
+        <w:t>HTML, CSS, JavaScript, Responsive Web Design</w:t>
       </w:r>
     </w:p>
     <w:p>
@@ -193,7 +167,19 @@
         <w:t>Java, P</w:t>
       </w:r>
       <w:r>
-        <w:t>ython (Basics), C (Basics), JavaScript</w:t>
+        <w:t>ython (</w:t>
+      </w:r>
+      <w:r>
+        <w:t>Fundamentals</w:t>
+      </w:r>
+      <w:r>
+        <w:t>), C (</w:t>
+      </w:r>
+      <w:r>
+        <w:t>Fundamentals</w:t>
+      </w:r>
+      <w:r>
+        <w:t>), JavaScript</w:t>
       </w:r>
     </w:p>
     <w:p>
@@ -209,7 +195,7 @@
         <w:t xml:space="preserve">Tools &amp; Software: </w:t>
       </w:r>
       <w:r>
-        <w:t>VS Code, GitHub, Adobe Photoshop (Basics), Figma (Basics)</w:t>
+        <w:t>VS Code, GitHub, Adobe Photoshop , Figma (Basics)</w:t>
       </w:r>
     </w:p>
     <w:p>
@@ -262,65 +248,41 @@
           <w:sz w:val="22"/>
           <w:szCs w:val="22"/>
         </w:rPr>
-        <w:t xml:space="preserve">Front-End Web Development </w:t>
-      </w:r>
-      <w:proofErr w:type="gramStart"/>
-      <w:r>
-        <w:rPr>
-          <w:b/>
-          <w:bCs/>
-          <w:sz w:val="22"/>
-          <w:szCs w:val="22"/>
-        </w:rPr>
-        <w:t>Intern</w:t>
+        <w:t>Front-End Web Development Intern</w:t>
       </w:r>
       <w:r>
         <w:rPr>
           <w:color w:val="555555"/>
         </w:rPr>
-        <w:t xml:space="preserve">  |</w:t>
-      </w:r>
-      <w:proofErr w:type="gramEnd"/>
+        <w:t xml:space="preserve">  |  </w:t>
+      </w:r>
+      <w:proofErr w:type="spellStart"/>
       <w:r>
         <w:rPr>
           <w:color w:val="555555"/>
         </w:rPr>
-        <w:t xml:space="preserve">  </w:t>
+        <w:t>Cyfotok</w:t>
+      </w:r>
+      <w:proofErr w:type="spellEnd"/>
+      <w:r>
+        <w:rPr>
+          <w:color w:val="555555"/>
+        </w:rPr>
+        <w:t xml:space="preserve"> </w:t>
       </w:r>
       <w:proofErr w:type="spellStart"/>
       <w:r>
         <w:rPr>
           <w:color w:val="555555"/>
         </w:rPr>
-        <w:t>Cyfotok</w:t>
+        <w:t>Pvt.</w:t>
       </w:r>
       <w:proofErr w:type="spellEnd"/>
       <w:r>
         <w:rPr>
           <w:color w:val="555555"/>
         </w:rPr>
-        <w:t xml:space="preserve"> </w:t>
-      </w:r>
-      <w:proofErr w:type="spellStart"/>
-      <w:r>
-        <w:rPr>
-          <w:color w:val="555555"/>
-        </w:rPr>
-        <w:t>Pvt.</w:t>
-      </w:r>
-      <w:proofErr w:type="spellEnd"/>
-      <w:r>
-        <w:rPr>
-          <w:color w:val="555555"/>
-        </w:rPr>
-        <w:t xml:space="preserve"> Ltd. – Coimbatore, </w:t>
-      </w:r>
-      <w:proofErr w:type="gramStart"/>
-      <w:r>
-        <w:rPr>
-          <w:color w:val="555555"/>
-        </w:rPr>
-        <w:t>India</w:t>
+        <w:t xml:space="preserve"> Ltd. – Coimbatore, India</w:t>
       </w:r>
       <w:r>
         <w:rPr>
@@ -328,34 +290,7 @@
           <w:iCs/>
           <w:color w:val="555555"/>
         </w:rPr>
-        <w:t xml:space="preserve">  |</w:t>
-      </w:r>
-      <w:proofErr w:type="gramEnd"/>
-      <w:r>
-        <w:rPr>
-          <w:i/>
-          <w:iCs/>
-          <w:color w:val="555555"/>
-        </w:rPr>
-        <w:t xml:space="preserve">  July </w:t>
-      </w:r>
-      <w:proofErr w:type="gramStart"/>
-      <w:r>
-        <w:rPr>
-          <w:i/>
-          <w:iCs/>
-          <w:color w:val="555555"/>
-        </w:rPr>
-        <w:t>2025  (</w:t>
-      </w:r>
-      <w:proofErr w:type="gramEnd"/>
-      <w:r>
-        <w:rPr>
-          <w:i/>
-          <w:iCs/>
-          <w:color w:val="555555"/>
-        </w:rPr>
-        <w:t>15 Days)</w:t>
+        <w:t xml:space="preserve">  |  July 2025  (15 Days)</w:t>
       </w:r>
     </w:p>
     <w:p>
@@ -368,7 +303,7 @@
         <w:spacing w:before="40" w:after="40"/>
       </w:pPr>
       <w:r>
-        <w:t>Designed and developed responsive web pages using HTML5, CSS3, and JavaScript, ensuring cross-browser compatibility and mobile-first layouts.</w:t>
+        <w:t>Designed and developed responsive web pages using HTML, CSS, and JavaScript, ensuring cross-browser compatibility and mobile-first layouts.</w:t>
       </w:r>
     </w:p>
     <w:p>
@@ -431,17 +366,7 @@
           <w:sz w:val="21"/>
           <w:szCs w:val="21"/>
         </w:rPr>
-        <w:t xml:space="preserve">Personal Portfolio </w:t>
-      </w:r>
-      <w:proofErr w:type="gramStart"/>
-      <w:r>
-        <w:rPr>
-          <w:b/>
-          <w:bCs/>
-          <w:sz w:val="21"/>
-          <w:szCs w:val="21"/>
-        </w:rPr>
-        <w:t>Website</w:t>
+        <w:t>Personal Portfolio Website</w:t>
       </w:r>
       <w:r>
         <w:rPr>
@@ -451,18 +376,7 @@
           <w:sz w:val="19"/>
           <w:szCs w:val="19"/>
         </w:rPr>
-        <w:t xml:space="preserve">  |</w:t>
-      </w:r>
-      <w:proofErr w:type="gramEnd"/>
-      <w:r>
-        <w:rPr>
-          <w:i/>
-          <w:iCs/>
-          <w:color w:val="555555"/>
-          <w:sz w:val="19"/>
-          <w:szCs w:val="19"/>
-        </w:rPr>
-        <w:t xml:space="preserve">  HTML5, CSS3, JavaScript</w:t>
+        <w:t xml:space="preserve">  </w:t>
       </w:r>
     </w:p>
     <w:p>
@@ -541,7 +455,6 @@
         <w:t>Bachelor of Technology (</w:t>
       </w:r>
       <w:proofErr w:type="spellStart"/>
-      <w:proofErr w:type="gramStart"/>
       <w:r>
         <w:rPr>
           <w:b/>
@@ -565,14 +478,7 @@
         <w:rPr>
           <w:color w:val="555555"/>
         </w:rPr>
-        <w:t xml:space="preserve">  |</w:t>
-      </w:r>
-      <w:proofErr w:type="gramEnd"/>
-      <w:r>
-        <w:rPr>
-          <w:color w:val="555555"/>
-        </w:rPr>
-        <w:t xml:space="preserve">  Expected Graduation: May 2027</w:t>
+        <w:t xml:space="preserve">  |  Expected Graduation: May 2027</w:t>
       </w:r>
     </w:p>
     <w:p>
@@ -1380,6 +1286,30 @@
       <w:szCs w:val="20"/>
     </w:rPr>
   </w:style>
+  <w:style w:type="character" w:styleId="UnresolvedMention">
+    <w:name w:val="Unresolved Mention"/>
+    <w:basedOn w:val="DefaultParagraphFont"/>
+    <w:uiPriority w:val="99"/>
+    <w:semiHidden/>
+    <w:unhideWhenUsed/>
+    <w:rsid w:val="001F03E6"/>
+    <w:rPr>
+      <w:color w:val="605E5C"/>
+      <w:shd w:val="clear" w:color="auto" w:fill="E1DFDD"/>
+    </w:rPr>
+  </w:style>
+  <w:style w:type="character" w:styleId="FollowedHyperlink">
+    <w:name w:val="FollowedHyperlink"/>
+    <w:basedOn w:val="DefaultParagraphFont"/>
+    <w:uiPriority w:val="99"/>
+    <w:semiHidden/>
+    <w:unhideWhenUsed/>
+    <w:rsid w:val="001F03E6"/>
+    <w:rPr>
+      <w:color w:val="954F72" w:themeColor="followedHyperlink"/>
+      <w:u w:val="single"/>
+    </w:rPr>
+  </w:style>
 </w:styles>
 </file>
 
